--- a/FTCOES-264 Pacto Pedagógico Front End 2.docx
+++ b/FTCOES-264 Pacto Pedagógico Front End 2.docx
@@ -1881,43 +1881,6 @@
         </w:pBdr>
         <w:spacing w:line="276" w:lineRule="auto"/>
         <w:jc w:val="both"/>
-        <w:rPr>
-          <w:rFonts w:ascii="Arial" w:eastAsia="Arial" w:hAnsi="Arial" w:cs="Arial"/>
-          <w:color w:val="000000" w:themeColor="text1"/>
-          <w:sz w:val="22"/>
-          <w:szCs w:val="22"/>
-          <w:highlight w:val="darkCyan"/>
-        </w:rPr>
-      </w:pPr>
-    </w:p>
-    <w:p>
-      <w:pPr>
-        <w:pBdr>
-          <w:top w:val="single" w:sz="4" w:space="1" w:color="000000"/>
-          <w:left w:val="single" w:sz="4" w:space="0" w:color="000000"/>
-          <w:bottom w:val="single" w:sz="4" w:space="1" w:color="000000"/>
-          <w:right w:val="single" w:sz="4" w:space="4" w:color="000000"/>
-        </w:pBdr>
-        <w:spacing w:line="276" w:lineRule="auto"/>
-        <w:jc w:val="both"/>
-        <w:rPr>
-          <w:rFonts w:ascii="Arial" w:eastAsia="Arial" w:hAnsi="Arial" w:cs="Arial"/>
-          <w:sz w:val="22"/>
-          <w:szCs w:val="22"/>
-          <w:highlight w:val="darkCyan"/>
-        </w:rPr>
-      </w:pPr>
-    </w:p>
-    <w:p>
-      <w:pPr>
-        <w:pBdr>
-          <w:top w:val="single" w:sz="4" w:space="1" w:color="000000"/>
-          <w:left w:val="single" w:sz="4" w:space="0" w:color="000000"/>
-          <w:bottom w:val="single" w:sz="4" w:space="1" w:color="000000"/>
-          <w:right w:val="single" w:sz="4" w:space="4" w:color="000000"/>
-        </w:pBdr>
-        <w:spacing w:line="276" w:lineRule="auto"/>
-        <w:jc w:val="both"/>
       </w:pPr>
       <w:r>
         <w:rPr>
@@ -2536,7 +2499,16 @@
           <w:szCs w:val="22"/>
           <w:lang w:val="es-CO"/>
         </w:rPr>
-        <w:t xml:space="preserve"> debe realizar uno para el primer momento y otro para el segundo momento.</w:t>
+        <w:t xml:space="preserve"> debe realizar uno para el primer momento y para el segundo momento</w:t>
+      </w:r>
+      <w:r>
+        <w:rPr>
+          <w:rFonts w:ascii="Arial" w:eastAsia="Arial" w:hAnsi="Arial" w:cs="Arial"/>
+          <w:sz w:val="22"/>
+          <w:szCs w:val="22"/>
+          <w:lang w:val="es-CO"/>
+        </w:rPr>
+        <w:t>,</w:t>
       </w:r>
     </w:p>
     <w:p>
@@ -2553,7 +2525,7 @@
           <w:rFonts w:ascii="Arial" w:eastAsia="Arial" w:hAnsi="Arial" w:cs="Arial"/>
           <w:sz w:val="22"/>
           <w:szCs w:val="22"/>
-          <w:highlight w:val="darkCyan"/>
+          <w:lang w:val="es-CO"/>
         </w:rPr>
       </w:pPr>
     </w:p>
@@ -2571,40 +2543,21 @@
           <w:rFonts w:ascii="Arial" w:eastAsia="Arial" w:hAnsi="Arial" w:cs="Arial"/>
           <w:sz w:val="22"/>
           <w:szCs w:val="22"/>
-        </w:rPr>
-      </w:pPr>
-      <w:r>
-        <w:rPr>
-          <w:rFonts w:ascii="Arial" w:eastAsia="Arial" w:hAnsi="Arial" w:cs="Arial"/>
-          <w:sz w:val="22"/>
-          <w:szCs w:val="22"/>
-        </w:rPr>
-        <w:t>Este componente será evaluado y corresponderá al 50 % de la nota de desempeño del primer momento evaluativo</w:t>
-      </w:r>
-      <w:r>
-        <w:rPr>
-          <w:rFonts w:ascii="Arial" w:eastAsia="Arial" w:hAnsi="Arial" w:cs="Arial"/>
-          <w:sz w:val="22"/>
-          <w:szCs w:val="22"/>
-        </w:rPr>
-        <w:t xml:space="preserve"> y segundo momento</w:t>
-      </w:r>
-      <w:r>
-        <w:rPr>
-          <w:rFonts w:ascii="Arial" w:eastAsia="Arial" w:hAnsi="Arial" w:cs="Arial"/>
-          <w:sz w:val="22"/>
-          <w:szCs w:val="22"/>
-        </w:rPr>
-        <w:t>. Por lo anterior, la fecha límite para la presentación del certificado que acredite la finalización del curso será la Semana 6</w:t>
-      </w:r>
-      <w:r>
-        <w:rPr>
-          <w:rFonts w:ascii="Arial" w:eastAsia="Arial" w:hAnsi="Arial" w:cs="Arial"/>
-          <w:sz w:val="22"/>
-          <w:szCs w:val="22"/>
-        </w:rPr>
-        <w:t xml:space="preserve"> y la semana 12.</w:t>
-      </w:r>
+          <w:lang w:val="es-CO"/>
+        </w:rPr>
+      </w:pPr>
+      <w:hyperlink r:id="rId18" w:history="1">
+        <w:r>
+          <w:rPr>
+            <w:rStyle w:val="Hipervnculo"/>
+            <w:rFonts w:ascii="Arial" w:eastAsia="Arial" w:hAnsi="Arial" w:cs="Arial"/>
+            <w:sz w:val="22"/>
+            <w:szCs w:val="22"/>
+            <w:lang w:val="es-CO"/>
+          </w:rPr>
+          <w:t>https://platzi.com/cursos/typescript/</w:t>
+        </w:r>
+      </w:hyperlink>
     </w:p>
     <w:p>
       <w:pPr>
@@ -2620,7 +2573,7 @@
           <w:rFonts w:ascii="Arial" w:eastAsia="Arial" w:hAnsi="Arial" w:cs="Arial"/>
           <w:sz w:val="22"/>
           <w:szCs w:val="22"/>
-          <w:highlight w:val="darkCyan"/>
+          <w:lang w:val="es-CO"/>
         </w:rPr>
       </w:pPr>
     </w:p>
@@ -2638,18 +2591,21 @@
           <w:rFonts w:ascii="Arial" w:eastAsia="Arial" w:hAnsi="Arial" w:cs="Arial"/>
           <w:sz w:val="22"/>
           <w:szCs w:val="22"/>
-          <w:highlight w:val="yellow"/>
-        </w:rPr>
-      </w:pPr>
-      <w:r>
-        <w:rPr>
-          <w:rFonts w:ascii="Arial" w:eastAsia="Arial" w:hAnsi="Arial" w:cs="Arial"/>
-          <w:sz w:val="22"/>
-          <w:szCs w:val="22"/>
-          <w:highlight w:val="yellow"/>
-        </w:rPr>
-        <w:t>Si es un submódulo ancla -SLANG</w:t>
-      </w:r>
+          <w:lang w:val="es-CO"/>
+        </w:rPr>
+      </w:pPr>
+      <w:hyperlink r:id="rId19" w:history="1">
+        <w:r>
+          <w:rPr>
+            <w:rStyle w:val="Hipervnculo"/>
+            <w:rFonts w:ascii="Arial" w:eastAsia="Arial" w:hAnsi="Arial" w:cs="Arial"/>
+            <w:sz w:val="22"/>
+            <w:szCs w:val="22"/>
+            <w:lang w:val="es-CO"/>
+          </w:rPr>
+          <w:t>https://platzi.com/cursos/angular/</w:t>
+        </w:r>
+      </w:hyperlink>
     </w:p>
     <w:p>
       <w:pPr>
@@ -2665,16 +2621,9 @@
           <w:rFonts w:ascii="Arial" w:eastAsia="Arial" w:hAnsi="Arial" w:cs="Arial"/>
           <w:sz w:val="22"/>
           <w:szCs w:val="22"/>
-        </w:rPr>
-      </w:pPr>
-      <w:r>
-        <w:rPr>
-          <w:rFonts w:ascii="Arial" w:eastAsia="Arial" w:hAnsi="Arial" w:cs="Arial"/>
-          <w:sz w:val="22"/>
-          <w:szCs w:val="22"/>
-        </w:rPr>
-        <w:t xml:space="preserve">En este submódulo se acompañará la implementación de la Estrategia de Formación en inglés de CESDE a través de la plataforma SLANG, una herramienta institucional que apoya el aprendizaje del inglés mediante rutas personalizadas, enfocadas en el vocabulario técnico y en el desarrollo de habilidades clave para la profesión. </w:t>
-      </w:r>
+          <w:highlight w:val="darkCyan"/>
+        </w:rPr>
+      </w:pPr>
     </w:p>
     <w:p>
       <w:pPr>
@@ -2686,15 +2635,43 @@
         </w:pBdr>
         <w:spacing w:line="276" w:lineRule="auto"/>
         <w:jc w:val="both"/>
-      </w:pPr>
-      <w:r>
         <w:rPr>
           <w:rFonts w:ascii="Arial" w:eastAsia="Arial" w:hAnsi="Arial" w:cs="Arial"/>
           <w:sz w:val="22"/>
           <w:szCs w:val="22"/>
         </w:rPr>
-        <w:lastRenderedPageBreak/>
-        <w:t>La participación en esta plataforma hace parte integral del proceso formativo; se espera que, durante el semestre, el estudiante desarrolle un mínimo de 30 horas en la plataforma. El docente realizará seguimiento continuo al avance de esta estrategia. Los resultados obtenidos corresponderán al 50 % de la nota de desempeño del tercer momento evaluativo, con fecha límite de evaluación en la Semana 17 del periodo académico.</w:t>
+      </w:pPr>
+      <w:r>
+        <w:rPr>
+          <w:rFonts w:ascii="Arial" w:eastAsia="Arial" w:hAnsi="Arial" w:cs="Arial"/>
+          <w:sz w:val="22"/>
+          <w:szCs w:val="22"/>
+        </w:rPr>
+        <w:t>Este componente será evaluado y corresponderá al 50 % de la nota de desempeño del primer momento evaluativo</w:t>
+      </w:r>
+      <w:r>
+        <w:rPr>
+          <w:rFonts w:ascii="Arial" w:eastAsia="Arial" w:hAnsi="Arial" w:cs="Arial"/>
+          <w:sz w:val="22"/>
+          <w:szCs w:val="22"/>
+        </w:rPr>
+        <w:t xml:space="preserve"> y segundo momento</w:t>
+      </w:r>
+      <w:r>
+        <w:rPr>
+          <w:rFonts w:ascii="Arial" w:eastAsia="Arial" w:hAnsi="Arial" w:cs="Arial"/>
+          <w:sz w:val="22"/>
+          <w:szCs w:val="22"/>
+        </w:rPr>
+        <w:t>. Por lo anterior, la fecha límite para la presentación del certificado que acredite la finalización del curso será la Semana 6</w:t>
+      </w:r>
+      <w:r>
+        <w:rPr>
+          <w:rFonts w:ascii="Arial" w:eastAsia="Arial" w:hAnsi="Arial" w:cs="Arial"/>
+          <w:sz w:val="22"/>
+          <w:szCs w:val="22"/>
+        </w:rPr>
+        <w:t xml:space="preserve"> y la semana 12.</w:t>
       </w:r>
     </w:p>
     <w:p>
@@ -2711,6 +2688,7 @@
           <w:rFonts w:ascii="Arial" w:eastAsia="Arial" w:hAnsi="Arial" w:cs="Arial"/>
           <w:sz w:val="22"/>
           <w:szCs w:val="22"/>
+          <w:highlight w:val="darkCyan"/>
         </w:rPr>
       </w:pPr>
     </w:p>
@@ -2728,8 +2706,18 @@
           <w:rFonts w:ascii="Arial" w:eastAsia="Arial" w:hAnsi="Arial" w:cs="Arial"/>
           <w:sz w:val="22"/>
           <w:szCs w:val="22"/>
-        </w:rPr>
-      </w:pPr>
+          <w:highlight w:val="yellow"/>
+        </w:rPr>
+      </w:pPr>
+      <w:r>
+        <w:rPr>
+          <w:rFonts w:ascii="Arial" w:eastAsia="Arial" w:hAnsi="Arial" w:cs="Arial"/>
+          <w:sz w:val="22"/>
+          <w:szCs w:val="22"/>
+          <w:highlight w:val="yellow"/>
+        </w:rPr>
+        <w:t>Si es un submódulo ancla -SLANG</w:t>
+      </w:r>
     </w:p>
     <w:p>
       <w:pPr>
@@ -2745,7 +2733,6 @@
           <w:rFonts w:ascii="Arial" w:eastAsia="Arial" w:hAnsi="Arial" w:cs="Arial"/>
           <w:sz w:val="22"/>
           <w:szCs w:val="22"/>
-          <w:highlight w:val="yellow"/>
         </w:rPr>
       </w:pPr>
       <w:r>
@@ -2753,9 +2740,8 @@
           <w:rFonts w:ascii="Arial" w:eastAsia="Arial" w:hAnsi="Arial" w:cs="Arial"/>
           <w:sz w:val="22"/>
           <w:szCs w:val="22"/>
-          <w:highlight w:val="yellow"/>
-        </w:rPr>
-        <w:t>Si es un submódulo ancla -SLANG e incorpora un curso de PLATZI</w:t>
+        </w:rPr>
+        <w:t xml:space="preserve">En este submódulo se acompañará la implementación de la Estrategia de Formación en inglés de CESDE a través de la plataforma SLANG, una herramienta institucional que apoya el aprendizaje del </w:t>
       </w:r>
       <w:r>
         <w:rPr>
@@ -2763,16 +2749,8 @@
           <w:sz w:val="22"/>
           <w:szCs w:val="22"/>
         </w:rPr>
-        <w:t xml:space="preserve"> </w:t>
-      </w:r>
-      <w:r>
-        <w:rPr>
-          <w:rFonts w:ascii="Arial" w:eastAsia="Arial" w:hAnsi="Arial" w:cs="Arial"/>
-          <w:sz w:val="22"/>
-          <w:szCs w:val="22"/>
-          <w:highlight w:val="darkCyan"/>
-        </w:rPr>
-        <w:t xml:space="preserve"> </w:t>
+        <w:lastRenderedPageBreak/>
+        <w:t xml:space="preserve">inglés mediante rutas personalizadas, enfocadas en el vocabulario técnico y en el desarrollo de habilidades clave para la profesión. </w:t>
       </w:r>
     </w:p>
     <w:p>
@@ -2785,13 +2763,15 @@
         </w:pBdr>
         <w:spacing w:line="276" w:lineRule="auto"/>
         <w:jc w:val="both"/>
+      </w:pPr>
+      <w:r>
         <w:rPr>
           <w:rFonts w:ascii="Arial" w:eastAsia="Arial" w:hAnsi="Arial" w:cs="Arial"/>
           <w:sz w:val="22"/>
           <w:szCs w:val="22"/>
-          <w:highlight w:val="darkCyan"/>
-        </w:rPr>
-      </w:pPr>
+        </w:rPr>
+        <w:t>La participación en esta plataforma hace parte integral del proceso formativo; se espera que, durante el semestre, el estudiante desarrolle un mínimo de 30 horas en la plataforma. El docente realizará seguimiento continuo al avance de esta estrategia. Los resultados obtenidos corresponderán al 50 % de la nota de desempeño del tercer momento evaluativo, con fecha límite de evaluación en la Semana 17 del periodo académico.</w:t>
+      </w:r>
     </w:p>
     <w:p>
       <w:pPr>
@@ -2809,50 +2789,6 @@
           <w:szCs w:val="22"/>
         </w:rPr>
       </w:pPr>
-      <w:r>
-        <w:rPr>
-          <w:rFonts w:ascii="Arial" w:eastAsia="Arial" w:hAnsi="Arial" w:cs="Arial"/>
-          <w:sz w:val="22"/>
-          <w:szCs w:val="22"/>
-        </w:rPr>
-        <w:t xml:space="preserve">Como parte de la Ruta de Formación de </w:t>
-      </w:r>
-      <w:proofErr w:type="spellStart"/>
-      <w:r>
-        <w:rPr>
-          <w:rFonts w:ascii="Arial" w:eastAsia="Arial" w:hAnsi="Arial" w:cs="Arial"/>
-          <w:sz w:val="22"/>
-          <w:szCs w:val="22"/>
-        </w:rPr>
-        <w:t>Platzi</w:t>
-      </w:r>
-      <w:proofErr w:type="spellEnd"/>
-      <w:r>
-        <w:rPr>
-          <w:rFonts w:ascii="Arial" w:eastAsia="Arial" w:hAnsi="Arial" w:cs="Arial"/>
-          <w:sz w:val="22"/>
-          <w:szCs w:val="22"/>
-        </w:rPr>
-        <w:t xml:space="preserve">, en este submódulo se desarrollará el curso [nombre del curso en </w:t>
-      </w:r>
-      <w:proofErr w:type="spellStart"/>
-      <w:r>
-        <w:rPr>
-          <w:rFonts w:ascii="Arial" w:eastAsia="Arial" w:hAnsi="Arial" w:cs="Arial"/>
-          <w:sz w:val="22"/>
-          <w:szCs w:val="22"/>
-        </w:rPr>
-        <w:t>Platzi</w:t>
-      </w:r>
-      <w:proofErr w:type="spellEnd"/>
-      <w:r>
-        <w:rPr>
-          <w:rFonts w:ascii="Arial" w:eastAsia="Arial" w:hAnsi="Arial" w:cs="Arial"/>
-          <w:sz w:val="22"/>
-          <w:szCs w:val="22"/>
-        </w:rPr>
-        <w:t xml:space="preserve">]. Este componente será evaluado y  </w:t>
-      </w:r>
     </w:p>
     <w:p>
       <w:pPr>
@@ -2870,14 +2806,6 @@
           <w:szCs w:val="22"/>
         </w:rPr>
       </w:pPr>
-      <w:r>
-        <w:rPr>
-          <w:rFonts w:ascii="Arial" w:eastAsia="Arial" w:hAnsi="Arial" w:cs="Arial"/>
-          <w:sz w:val="22"/>
-          <w:szCs w:val="22"/>
-        </w:rPr>
-        <w:t xml:space="preserve">corresponderá al 50 % de la nota de desempeño del primer momento evaluativo. Por lo anterior, la fecha límite para la presentación del certificado que acredite la finalización del curso será la Semana 6. </w:t>
-      </w:r>
     </w:p>
     <w:p>
       <w:pPr>
@@ -2893,6 +2821,7 @@
           <w:rFonts w:ascii="Arial" w:eastAsia="Arial" w:hAnsi="Arial" w:cs="Arial"/>
           <w:sz w:val="22"/>
           <w:szCs w:val="22"/>
+          <w:highlight w:val="yellow"/>
         </w:rPr>
       </w:pPr>
       <w:r>
@@ -2900,6 +2829,24 @@
           <w:rFonts w:ascii="Arial" w:eastAsia="Arial" w:hAnsi="Arial" w:cs="Arial"/>
           <w:sz w:val="22"/>
           <w:szCs w:val="22"/>
+          <w:highlight w:val="yellow"/>
+        </w:rPr>
+        <w:t>Si es un submódulo ancla -SLANG e incorpora un curso de PLATZI</w:t>
+      </w:r>
+      <w:r>
+        <w:rPr>
+          <w:rFonts w:ascii="Arial" w:eastAsia="Arial" w:hAnsi="Arial" w:cs="Arial"/>
+          <w:sz w:val="22"/>
+          <w:szCs w:val="22"/>
+        </w:rPr>
+        <w:t xml:space="preserve"> </w:t>
+      </w:r>
+      <w:r>
+        <w:rPr>
+          <w:rFonts w:ascii="Arial" w:eastAsia="Arial" w:hAnsi="Arial" w:cs="Arial"/>
+          <w:sz w:val="22"/>
+          <w:szCs w:val="22"/>
+          <w:highlight w:val="darkCyan"/>
         </w:rPr>
         <w:t xml:space="preserve"> </w:t>
       </w:r>
@@ -2918,16 +2865,9 @@
           <w:rFonts w:ascii="Arial" w:eastAsia="Arial" w:hAnsi="Arial" w:cs="Arial"/>
           <w:sz w:val="22"/>
           <w:szCs w:val="22"/>
-        </w:rPr>
-      </w:pPr>
-      <w:r>
-        <w:rPr>
-          <w:rFonts w:ascii="Arial" w:eastAsia="Arial" w:hAnsi="Arial" w:cs="Arial"/>
-          <w:sz w:val="22"/>
-          <w:szCs w:val="22"/>
-        </w:rPr>
-        <w:t xml:space="preserve">Así mismo, en este submódulo se acompañará la implementación de la Estrategia de Formación en inglés de CESDE a través de la plataforma SLANG, una herramienta institucional que apoya el aprendizaje del inglés mediante rutas personalizadas, enfocadas en el vocabulario técnico y en el desarrollo de habilidades clave para la profesión. </w:t>
-      </w:r>
+          <w:highlight w:val="darkCyan"/>
+        </w:rPr>
+      </w:pPr>
     </w:p>
     <w:p>
       <w:pPr>
@@ -2951,7 +2891,43 @@
           <w:sz w:val="22"/>
           <w:szCs w:val="22"/>
         </w:rPr>
-        <w:t>La participación en esta plataforma hace parte integral del proceso formativo; se espera que, durante el semestre, el estudiante desarrolle un mínimo de 30 horas en la plataforma. El docente realizará seguimiento continuo al avance de esta estrategia. Los resultados obtenidos corresponderán al 50 % de la nota de desempeño del tercer momento evaluativo, con fecha límite de evaluación en la Semana 17 del periodo académico.</w:t>
+        <w:t xml:space="preserve">Como parte de la Ruta de Formación de </w:t>
+      </w:r>
+      <w:proofErr w:type="spellStart"/>
+      <w:r>
+        <w:rPr>
+          <w:rFonts w:ascii="Arial" w:eastAsia="Arial" w:hAnsi="Arial" w:cs="Arial"/>
+          <w:sz w:val="22"/>
+          <w:szCs w:val="22"/>
+        </w:rPr>
+        <w:t>Platzi</w:t>
+      </w:r>
+      <w:proofErr w:type="spellEnd"/>
+      <w:r>
+        <w:rPr>
+          <w:rFonts w:ascii="Arial" w:eastAsia="Arial" w:hAnsi="Arial" w:cs="Arial"/>
+          <w:sz w:val="22"/>
+          <w:szCs w:val="22"/>
+        </w:rPr>
+        <w:t xml:space="preserve">, en este submódulo se desarrollará el curso [nombre del curso en </w:t>
+      </w:r>
+      <w:proofErr w:type="spellStart"/>
+      <w:r>
+        <w:rPr>
+          <w:rFonts w:ascii="Arial" w:eastAsia="Arial" w:hAnsi="Arial" w:cs="Arial"/>
+          <w:sz w:val="22"/>
+          <w:szCs w:val="22"/>
+        </w:rPr>
+        <w:t>Platzi</w:t>
+      </w:r>
+      <w:proofErr w:type="spellEnd"/>
+      <w:r>
+        <w:rPr>
+          <w:rFonts w:ascii="Arial" w:eastAsia="Arial" w:hAnsi="Arial" w:cs="Arial"/>
+          <w:sz w:val="22"/>
+          <w:szCs w:val="22"/>
+        </w:rPr>
+        <w:t xml:space="preserve">]. Este componente será evaluado y  </w:t>
       </w:r>
     </w:p>
     <w:p>
@@ -2968,9 +2944,16 @@
           <w:rFonts w:ascii="Arial" w:eastAsia="Arial" w:hAnsi="Arial" w:cs="Arial"/>
           <w:sz w:val="22"/>
           <w:szCs w:val="22"/>
-          <w:highlight w:val="darkCyan"/>
-        </w:rPr>
-      </w:pPr>
+        </w:rPr>
+      </w:pPr>
+      <w:r>
+        <w:rPr>
+          <w:rFonts w:ascii="Arial" w:eastAsia="Arial" w:hAnsi="Arial" w:cs="Arial"/>
+          <w:sz w:val="22"/>
+          <w:szCs w:val="22"/>
+        </w:rPr>
+        <w:t xml:space="preserve">corresponderá al 50 % de la nota de desempeño del primer momento evaluativo. Por lo anterior, la fecha límite para la presentación del certificado que acredite la finalización del curso será la Semana 6. </w:t>
+      </w:r>
     </w:p>
     <w:p>
       <w:pPr>
@@ -2994,25 +2977,7 @@
           <w:sz w:val="22"/>
           <w:szCs w:val="22"/>
         </w:rPr>
-        <w:t xml:space="preserve">El uso del celular se encuentra permitido para responder a emergencias, reuniones de </w:t>
-      </w:r>
-      <w:proofErr w:type="spellStart"/>
-      <w:r>
-        <w:rPr>
-          <w:rFonts w:ascii="Arial" w:eastAsia="Arial" w:hAnsi="Arial" w:cs="Arial"/>
-          <w:sz w:val="22"/>
-          <w:szCs w:val="22"/>
-        </w:rPr>
-        <w:t>teams</w:t>
-      </w:r>
-      <w:proofErr w:type="spellEnd"/>
-      <w:r>
-        <w:rPr>
-          <w:rFonts w:ascii="Arial" w:eastAsia="Arial" w:hAnsi="Arial" w:cs="Arial"/>
-          <w:sz w:val="22"/>
-          <w:szCs w:val="22"/>
-        </w:rPr>
-        <w:t>, fotografiar escenario de la clase. No se deben utilizar audífonos en clase sean inalámbricos o alámbricos.</w:t>
+        <w:t xml:space="preserve"> </w:t>
       </w:r>
     </w:p>
     <w:p>
@@ -3031,6 +2996,14 @@
           <w:szCs w:val="22"/>
         </w:rPr>
       </w:pPr>
+      <w:r>
+        <w:rPr>
+          <w:rFonts w:ascii="Arial" w:eastAsia="Arial" w:hAnsi="Arial" w:cs="Arial"/>
+          <w:sz w:val="22"/>
+          <w:szCs w:val="22"/>
+        </w:rPr>
+        <w:t xml:space="preserve">Así mismo, en este submódulo se acompañará la implementación de la Estrategia de Formación en inglés de CESDE a través de la plataforma SLANG, una herramienta institucional que apoya el aprendizaje del inglés mediante rutas personalizadas, enfocadas en el vocabulario técnico y en el desarrollo de habilidades clave para la profesión. </w:t>
+      </w:r>
     </w:p>
     <w:p>
       <w:pPr>
@@ -3054,39 +3027,7 @@
           <w:sz w:val="22"/>
           <w:szCs w:val="22"/>
         </w:rPr>
-        <w:t xml:space="preserve">El descanso se encuentra pactado para las </w:t>
-      </w:r>
-      <w:r>
-        <w:rPr>
-          <w:rFonts w:ascii="Arial" w:eastAsia="Arial" w:hAnsi="Arial" w:cs="Arial"/>
-          <w:sz w:val="22"/>
-          <w:szCs w:val="22"/>
-        </w:rPr>
-        <w:t>3</w:t>
-      </w:r>
-      <w:r>
-        <w:rPr>
-          <w:rFonts w:ascii="Arial" w:eastAsia="Arial" w:hAnsi="Arial" w:cs="Arial"/>
-          <w:sz w:val="22"/>
-          <w:szCs w:val="22"/>
-        </w:rPr>
-        <w:t>:</w:t>
-      </w:r>
-      <w:r>
-        <w:rPr>
-          <w:rFonts w:ascii="Arial" w:eastAsia="Arial" w:hAnsi="Arial" w:cs="Arial"/>
-          <w:sz w:val="22"/>
-          <w:szCs w:val="22"/>
-        </w:rPr>
-        <w:t>3</w:t>
-      </w:r>
-      <w:r>
-        <w:rPr>
-          <w:rFonts w:ascii="Arial" w:eastAsia="Arial" w:hAnsi="Arial" w:cs="Arial"/>
-          <w:sz w:val="22"/>
-          <w:szCs w:val="22"/>
-        </w:rPr>
-        <w:t>0 pm</w:t>
+        <w:t>La participación en esta plataforma hace parte integral del proceso formativo; se espera que, durante el semestre, el estudiante desarrolle un mínimo de 30 horas en la plataforma. El docente realizará seguimiento continuo al avance de esta estrategia. Los resultados obtenidos corresponderán al 50 % de la nota de desempeño del tercer momento evaluativo, con fecha límite de evaluación en la Semana 17 del periodo académico.</w:t>
       </w:r>
     </w:p>
     <w:p>
@@ -3103,16 +3044,9 @@
           <w:rFonts w:ascii="Arial" w:eastAsia="Arial" w:hAnsi="Arial" w:cs="Arial"/>
           <w:sz w:val="22"/>
           <w:szCs w:val="22"/>
-        </w:rPr>
-      </w:pPr>
-      <w:r>
-        <w:rPr>
-          <w:rFonts w:ascii="Arial" w:eastAsia="Arial" w:hAnsi="Arial" w:cs="Arial"/>
-          <w:sz w:val="22"/>
-          <w:szCs w:val="22"/>
-        </w:rPr>
-        <w:t>Los alimentos se encuentran restringidos para que sean consumidos en los descansos.</w:t>
-      </w:r>
+          <w:highlight w:val="darkCyan"/>
+        </w:rPr>
+      </w:pPr>
     </w:p>
     <w:p>
       <w:pPr>
@@ -3136,39 +3070,25 @@
           <w:sz w:val="22"/>
           <w:szCs w:val="22"/>
         </w:rPr>
-        <w:t>El canal de comunicación será el</w:t>
-      </w:r>
+        <w:t xml:space="preserve">El uso del celular se encuentra permitido para responder a emergencias, reuniones de </w:t>
+      </w:r>
+      <w:proofErr w:type="spellStart"/>
       <w:r>
         <w:rPr>
           <w:rFonts w:ascii="Arial" w:eastAsia="Arial" w:hAnsi="Arial" w:cs="Arial"/>
           <w:sz w:val="22"/>
           <w:szCs w:val="22"/>
         </w:rPr>
-        <w:t xml:space="preserve"> grupo de</w:t>
-      </w:r>
+        <w:t>teams</w:t>
+      </w:r>
+      <w:proofErr w:type="spellEnd"/>
       <w:r>
         <w:rPr>
           <w:rFonts w:ascii="Arial" w:eastAsia="Arial" w:hAnsi="Arial" w:cs="Arial"/>
           <w:sz w:val="22"/>
           <w:szCs w:val="22"/>
         </w:rPr>
-        <w:t xml:space="preserve"> WhatsApp y el correo del docente</w:t>
-      </w:r>
-      <w:r>
-        <w:rPr>
-          <w:rFonts w:ascii="Arial" w:eastAsia="Arial" w:hAnsi="Arial" w:cs="Arial"/>
-          <w:sz w:val="22"/>
-          <w:szCs w:val="22"/>
-        </w:rPr>
-        <w:t xml:space="preserve"> syosa@cesde.net</w:t>
-      </w:r>
-      <w:r>
-        <w:rPr>
-          <w:rFonts w:ascii="Arial" w:eastAsia="Arial" w:hAnsi="Arial" w:cs="Arial"/>
-          <w:sz w:val="22"/>
-          <w:szCs w:val="22"/>
-        </w:rPr>
-        <w:t>.</w:t>
+        <w:t>, fotografiar escenario de la clase. No se deben utilizar audífonos en clase sean inalámbricos o alámbricos.</w:t>
       </w:r>
     </w:p>
     <w:p>
@@ -3210,9 +3130,165 @@
           <w:sz w:val="22"/>
           <w:szCs w:val="22"/>
         </w:rPr>
+        <w:t xml:space="preserve">El descanso se encuentra pactado para las </w:t>
+      </w:r>
+      <w:r>
+        <w:rPr>
+          <w:rFonts w:ascii="Arial" w:eastAsia="Arial" w:hAnsi="Arial" w:cs="Arial"/>
+          <w:sz w:val="22"/>
+          <w:szCs w:val="22"/>
+        </w:rPr>
+        <w:t>3</w:t>
+      </w:r>
+      <w:r>
+        <w:rPr>
+          <w:rFonts w:ascii="Arial" w:eastAsia="Arial" w:hAnsi="Arial" w:cs="Arial"/>
+          <w:sz w:val="22"/>
+          <w:szCs w:val="22"/>
+        </w:rPr>
+        <w:t>:</w:t>
+      </w:r>
+      <w:r>
+        <w:rPr>
+          <w:rFonts w:ascii="Arial" w:eastAsia="Arial" w:hAnsi="Arial" w:cs="Arial"/>
+          <w:sz w:val="22"/>
+          <w:szCs w:val="22"/>
+        </w:rPr>
+        <w:t>3</w:t>
+      </w:r>
+      <w:r>
+        <w:rPr>
+          <w:rFonts w:ascii="Arial" w:eastAsia="Arial" w:hAnsi="Arial" w:cs="Arial"/>
+          <w:sz w:val="22"/>
+          <w:szCs w:val="22"/>
+        </w:rPr>
+        <w:t>0 pm</w:t>
+      </w:r>
+    </w:p>
+    <w:p>
+      <w:pPr>
+        <w:pBdr>
+          <w:top w:val="single" w:sz="4" w:space="1" w:color="000000"/>
+          <w:left w:val="single" w:sz="4" w:space="0" w:color="000000"/>
+          <w:bottom w:val="single" w:sz="4" w:space="1" w:color="000000"/>
+          <w:right w:val="single" w:sz="4" w:space="4" w:color="000000"/>
+        </w:pBdr>
+        <w:spacing w:line="276" w:lineRule="auto"/>
+        <w:jc w:val="both"/>
+        <w:rPr>
+          <w:rFonts w:ascii="Arial" w:eastAsia="Arial" w:hAnsi="Arial" w:cs="Arial"/>
+          <w:sz w:val="22"/>
+          <w:szCs w:val="22"/>
+        </w:rPr>
+      </w:pPr>
+      <w:r>
+        <w:rPr>
+          <w:rFonts w:ascii="Arial" w:eastAsia="Arial" w:hAnsi="Arial" w:cs="Arial"/>
+          <w:sz w:val="22"/>
+          <w:szCs w:val="22"/>
+        </w:rPr>
+        <w:t>Los alimentos se encuentran restringidos para que sean consumidos en los descansos.</w:t>
+      </w:r>
+    </w:p>
+    <w:p>
+      <w:pPr>
+        <w:pBdr>
+          <w:top w:val="single" w:sz="4" w:space="1" w:color="000000"/>
+          <w:left w:val="single" w:sz="4" w:space="0" w:color="000000"/>
+          <w:bottom w:val="single" w:sz="4" w:space="1" w:color="000000"/>
+          <w:right w:val="single" w:sz="4" w:space="4" w:color="000000"/>
+        </w:pBdr>
+        <w:spacing w:line="276" w:lineRule="auto"/>
+        <w:jc w:val="both"/>
+        <w:rPr>
+          <w:rFonts w:ascii="Arial" w:eastAsia="Arial" w:hAnsi="Arial" w:cs="Arial"/>
+          <w:sz w:val="22"/>
+          <w:szCs w:val="22"/>
+        </w:rPr>
+      </w:pPr>
+      <w:r>
+        <w:rPr>
+          <w:rFonts w:ascii="Arial" w:eastAsia="Arial" w:hAnsi="Arial" w:cs="Arial"/>
+          <w:sz w:val="22"/>
+          <w:szCs w:val="22"/>
+        </w:rPr>
+        <w:t>El canal de comunicación será el</w:t>
+      </w:r>
+      <w:r>
+        <w:rPr>
+          <w:rFonts w:ascii="Arial" w:eastAsia="Arial" w:hAnsi="Arial" w:cs="Arial"/>
+          <w:sz w:val="22"/>
+          <w:szCs w:val="22"/>
+        </w:rPr>
+        <w:t xml:space="preserve"> grupo de</w:t>
+      </w:r>
+      <w:r>
+        <w:rPr>
+          <w:rFonts w:ascii="Arial" w:eastAsia="Arial" w:hAnsi="Arial" w:cs="Arial"/>
+          <w:sz w:val="22"/>
+          <w:szCs w:val="22"/>
+        </w:rPr>
+        <w:t xml:space="preserve"> WhatsApp y el correo del docente</w:t>
+      </w:r>
+      <w:r>
+        <w:rPr>
+          <w:rFonts w:ascii="Arial" w:eastAsia="Arial" w:hAnsi="Arial" w:cs="Arial"/>
+          <w:sz w:val="22"/>
+          <w:szCs w:val="22"/>
+        </w:rPr>
+        <w:t xml:space="preserve"> syosa@cesde.net</w:t>
+      </w:r>
+      <w:r>
+        <w:rPr>
+          <w:rFonts w:ascii="Arial" w:eastAsia="Arial" w:hAnsi="Arial" w:cs="Arial"/>
+          <w:sz w:val="22"/>
+          <w:szCs w:val="22"/>
+        </w:rPr>
+        <w:t>.</w:t>
+      </w:r>
+    </w:p>
+    <w:p>
+      <w:pPr>
+        <w:pBdr>
+          <w:top w:val="single" w:sz="4" w:space="1" w:color="000000"/>
+          <w:left w:val="single" w:sz="4" w:space="0" w:color="000000"/>
+          <w:bottom w:val="single" w:sz="4" w:space="1" w:color="000000"/>
+          <w:right w:val="single" w:sz="4" w:space="4" w:color="000000"/>
+        </w:pBdr>
+        <w:spacing w:line="276" w:lineRule="auto"/>
+        <w:jc w:val="both"/>
+        <w:rPr>
+          <w:rFonts w:ascii="Arial" w:eastAsia="Arial" w:hAnsi="Arial" w:cs="Arial"/>
+          <w:sz w:val="22"/>
+          <w:szCs w:val="22"/>
+        </w:rPr>
+      </w:pPr>
+    </w:p>
+    <w:p>
+      <w:pPr>
+        <w:pBdr>
+          <w:top w:val="single" w:sz="4" w:space="1" w:color="000000"/>
+          <w:left w:val="single" w:sz="4" w:space="0" w:color="000000"/>
+          <w:bottom w:val="single" w:sz="4" w:space="1" w:color="000000"/>
+          <w:right w:val="single" w:sz="4" w:space="4" w:color="000000"/>
+        </w:pBdr>
+        <w:spacing w:line="276" w:lineRule="auto"/>
+        <w:jc w:val="both"/>
+        <w:rPr>
+          <w:rFonts w:ascii="Arial" w:eastAsia="Arial" w:hAnsi="Arial" w:cs="Arial"/>
+          <w:sz w:val="22"/>
+          <w:szCs w:val="22"/>
+        </w:rPr>
+      </w:pPr>
+      <w:r>
+        <w:rPr>
+          <w:rFonts w:ascii="Arial" w:eastAsia="Arial" w:hAnsi="Arial" w:cs="Arial"/>
+          <w:sz w:val="22"/>
+          <w:szCs w:val="22"/>
+        </w:rPr>
         <w:t xml:space="preserve">Las constancias o soporte para el docente se deben de enviar únicamente al correo </w:t>
       </w:r>
-      <w:hyperlink r:id="rId18" w:history="1">
+      <w:hyperlink r:id="rId20" w:history="1">
         <w:r>
           <w:rPr>
             <w:rStyle w:val="Hipervnculo"/>
@@ -3306,7 +3382,7 @@
           <w:szCs w:val="22"/>
         </w:rPr>
       </w:pPr>
-      <w:hyperlink r:id="rId19" w:history="1">
+      <w:hyperlink r:id="rId21" w:history="1">
         <w:r>
           <w:rPr>
             <w:rStyle w:val="Hipervnculo"/>
@@ -3357,6 +3433,7 @@
           <w:sz w:val="22"/>
           <w:szCs w:val="22"/>
         </w:rPr>
+        <w:lastRenderedPageBreak/>
         <w:t>Se dispone de un repositorio, que contiene la información de las guías informativas, proyecto integrador y ejercicios realizados en clase, para que el estudiante las pueda usar fuera de clase:</w:t>
       </w:r>
     </w:p>
@@ -3376,7 +3453,7 @@
           <w:szCs w:val="22"/>
         </w:rPr>
       </w:pPr>
-      <w:hyperlink r:id="rId20" w:history="1">
+      <w:hyperlink r:id="rId22" w:history="1">
         <w:r>
           <w:rPr>
             <w:rStyle w:val="Hipervnculo"/>
@@ -5487,8 +5564,8 @@
       </w:pPr>
     </w:p>
     <w:sectPr>
-      <w:headerReference w:type="default" r:id="rId21"/>
-      <w:footerReference w:type="default" r:id="rId22"/>
+      <w:headerReference w:type="default" r:id="rId23"/>
+      <w:footerReference w:type="default" r:id="rId24"/>
       <w:pgSz w:w="12242" w:h="15842" w:code="1"/>
       <w:pgMar w:top="1134" w:right="902" w:bottom="1134" w:left="1418" w:header="851" w:footer="851" w:gutter="0"/>
       <w:cols w:space="720"/>
@@ -12613,10 +12690,6 @@
 </file>
 
 <file path=customXml/item1.xml><?xml version="1.0" encoding="utf-8"?>
-<b:Sources xmlns:b="http://schemas.openxmlformats.org/officeDocument/2006/bibliography" xmlns="http://schemas.openxmlformats.org/officeDocument/2006/bibliography" SelectedStyle="\APASixthEditionOfficeOnline.xsl" StyleName="APA" Version="6"/>
-</file>
-
-<file path=customXml/item2.xml><?xml version="1.0" encoding="utf-8"?>
 <ct:contentTypeSchema xmlns:ct="http://schemas.microsoft.com/office/2006/metadata/contentType" xmlns:ma="http://schemas.microsoft.com/office/2006/metadata/properties/metaAttributes" ct:_="" ma:_="" ma:contentTypeName="Documento" ma:contentTypeID="0x010100B8B5F4945050EE44A7FD4E7B700747A9" ma:contentTypeVersion="14" ma:contentTypeDescription="Crear nuevo documento." ma:contentTypeScope="" ma:versionID="f1cf06722fd3159f2b0157ce91b5fa57">
   <xsd:schema xmlns:xsd="http://www.w3.org/2001/XMLSchema" xmlns:xs="http://www.w3.org/2001/XMLSchema" xmlns:p="http://schemas.microsoft.com/office/2006/metadata/properties" xmlns:ns1="http://schemas.microsoft.com/sharepoint/v3" xmlns:ns2="7b561a7d-03ef-46ce-a41e-e61301d113cb" xmlns:ns3="994143d1-a46e-4cdc-b40f-bf94aa6cf9c8" targetNamespace="http://schemas.microsoft.com/office/2006/metadata/properties" ma:root="true" ma:fieldsID="7facff62a406a26432f8c785449f14bc" ns1:_="" ns2:_="" ns3:_="">
     <xsd:import namespace="http://schemas.microsoft.com/sharepoint/v3"/>
@@ -12832,7 +12905,7 @@
 </ct:contentTypeSchema>
 </file>
 
-<file path=customXml/item3.xml><?xml version="1.0" encoding="utf-8"?>
+<file path=customXml/item2.xml><?xml version="1.0" encoding="utf-8"?>
 <?mso-contentType ?>
 <FormTemplates xmlns="http://schemas.microsoft.com/sharepoint/v3/contenttype/forms">
   <Display>DocumentLibraryForm</Display>
@@ -12841,7 +12914,7 @@
 </FormTemplates>
 </file>
 
-<file path=customXml/item4.xml><?xml version="1.0" encoding="utf-8"?>
+<file path=customXml/item3.xml><?xml version="1.0" encoding="utf-8"?>
 <p:properties xmlns:p="http://schemas.microsoft.com/office/2006/metadata/properties" xmlns:xsi="http://www.w3.org/2001/XMLSchema-instance" xmlns:pc="http://schemas.microsoft.com/office/infopath/2007/PartnerControls">
   <documentManagement>
     <_ip_UnifiedCompliancePolicyUIAction xmlns="http://schemas.microsoft.com/sharepoint/v3" xsi:nil="true"/>
@@ -12854,15 +12927,11 @@
 </p:properties>
 </file>
 
-<file path=customXml/itemProps1.xml><?xml version="1.0" encoding="utf-8"?>
-<ds:datastoreItem xmlns:ds="http://schemas.openxmlformats.org/officeDocument/2006/customXml" ds:itemID="{719C53C8-6477-46F0-91B2-9F1066145A2E}">
-  <ds:schemaRefs>
-    <ds:schemaRef ds:uri="http://schemas.openxmlformats.org/officeDocument/2006/bibliography"/>
-  </ds:schemaRefs>
-</ds:datastoreItem>
+<file path=customXml/item4.xml><?xml version="1.0" encoding="utf-8"?>
+<b:Sources xmlns:b="http://schemas.openxmlformats.org/officeDocument/2006/bibliography" xmlns="http://schemas.openxmlformats.org/officeDocument/2006/bibliography" SelectedStyle="\APASixthEditionOfficeOnline.xsl" StyleName="APA" Version="6"/>
 </file>
 
-<file path=customXml/itemProps2.xml><?xml version="1.0" encoding="utf-8"?>
+<file path=customXml/itemProps1.xml><?xml version="1.0" encoding="utf-8"?>
 <ds:datastoreItem xmlns:ds="http://schemas.openxmlformats.org/officeDocument/2006/customXml" ds:itemID="{EB4D64C5-D144-4ACA-98DF-DE47960D8990}">
   <ds:schemaRefs>
     <ds:schemaRef ds:uri="http://schemas.microsoft.com/office/2006/metadata/contentType"/>
@@ -12882,7 +12951,7 @@
 </ds:datastoreItem>
 </file>
 
-<file path=customXml/itemProps3.xml><?xml version="1.0" encoding="utf-8"?>
+<file path=customXml/itemProps2.xml><?xml version="1.0" encoding="utf-8"?>
 <ds:datastoreItem xmlns:ds="http://schemas.openxmlformats.org/officeDocument/2006/customXml" ds:itemID="{1A078964-D09C-44B4-8577-FC6AF74D9725}">
   <ds:schemaRefs>
     <ds:schemaRef ds:uri="http://schemas.microsoft.com/sharepoint/v3/contenttype/forms"/>
@@ -12890,7 +12959,7 @@
 </ds:datastoreItem>
 </file>
 
-<file path=customXml/itemProps4.xml><?xml version="1.0" encoding="utf-8"?>
+<file path=customXml/itemProps3.xml><?xml version="1.0" encoding="utf-8"?>
 <ds:datastoreItem xmlns:ds="http://schemas.openxmlformats.org/officeDocument/2006/customXml" ds:itemID="{B6FB8993-579F-4DED-9164-261DF16F17BC}">
   <ds:schemaRefs>
     <ds:schemaRef ds:uri="http://schemas.microsoft.com/office/2006/metadata/properties"/>
@@ -12900,4 +12969,12 @@
     <ds:schemaRef ds:uri="994143d1-a46e-4cdc-b40f-bf94aa6cf9c8"/>
   </ds:schemaRefs>
 </ds:datastoreItem>
+</file>
+
+<file path=customXml/itemProps4.xml><?xml version="1.0" encoding="utf-8"?>
+<ds:datastoreItem xmlns:ds="http://schemas.openxmlformats.org/officeDocument/2006/customXml" ds:itemID="{719C53C8-6477-46F0-91B2-9F1066145A2E}">
+  <ds:schemaRefs>
+    <ds:schemaRef ds:uri="http://schemas.openxmlformats.org/officeDocument/2006/bibliography"/>
+  </ds:schemaRefs>
+</ds:datastoreItem>
 </file>